--- a/模型报告.docx
+++ b/模型报告.docx
@@ -25,7 +25,7 @@
     </w:p>
     <w:p>
       <w:r>
-        <w:t>声音事件分类旨在从环境音频中识别具有语义意义的声音类别，是计算机听觉和多媒体理解中的基础任务。本项目围绕 ESC-50 环境声音分类数据集，研究 Log-Mel Spectrogram、CNN baseline、SpecAugment 数据增强和预训练 Audio Spectrogram Transformer（AST）微调在小规模声音事件分类中的表现，并进一步扩展到 FSD50K 多标签声音事件分类。ESC-50 实验采用官方 fold 划分，将 fold 1-4 作为训练集、fold 5 作为验证集。结果显示，从头训练的 CNN baseline 最佳验证 Accuracy 为 0.4125，加入 SpecAugment 后提升至 0.4200，提升幅度较小；而使用 AudioSet 预训练 AST 微调后，最佳验证 Accuracy 达到 0.9300，相比 CNN baseline 提升 +0.5175。FSD50K 扩展实验中，预训练 AST 在 200 类多标签任务上取得最佳验证 mAP 0.6208。实验表明，大规模音频预训练 Transformer 在小规模单标签分类和更真实的多标签声音事件分类中都具有较强迁移能力。项目最终形成了可复现训练代码、Slurm 脚本、训练曲线、混淆矩阵、类别级指标、多标签指标和实验日志。</w:t>
+        <w:t>声音事件分类旨在从环境音频中识别具有语义意义的声音类别，是计算机听觉和多媒体理解中的基础任务。本项目围绕 ESC-50 环境声音分类数据集，构建了从 Log-Mel Spectrogram、CNN baseline、SpecAugment 数据增强到预训练 Audio Spectrogram Transformer（AST）微调的递进实验流程，并进一步扩展到 FSD50K 多标签声音事件分类。ESC-50 实验采用官方 fold 划分，将 fold 1-4 作为训练集、fold 5 作为验证集。结果显示，从头训练的 CNN baseline 最佳验证 Accuracy 为 0.4125，加入 SpecAugment 后提升至 0.4200，提升幅度较小；使用 AudioSet 预训练 AST 微调后，最佳验证 Accuracy 达到 0.9300，相比 CNN baseline 提升 +0.5175。FSD50K 扩展实验中，预训练 AST 在 200 类多标签任务上取得最佳验证 mAP 0.6208；阈值敏感性分析显示，将决策阈值从 0.50 调整到 0.20 可将 micro-F1 提升到 0.7101。实验表明，大规模音频预训练 Transformer 相比从头训练的小型 CNN 具有更强的迁移能力和扩展性。项目最终形成了可复现训练代码、Slurm 脚本、训练曲线、混淆矩阵、类别级指标、多标签指标、模型权重和实验日志。</w:t>
       </w:r>
     </w:p>
     <w:p>
@@ -53,7 +53,7 @@
     </w:p>
     <w:p>
       <w:r>
-        <w:t>本项目的研究问题是：在课程项目可用时间和算力条件下，如何利用 Log-Mel Spectrogram 与预训练 Transformer 模型，构建一个可复现、可评估、具有较好泛化能力的声音事件分类系统？围绕该问题，项目设计了三组递进实验：CNN baseline、CNN + SpecAugment、Pretrained AST fine-tuning。通过这些实验，可以比较从头训练小模型、频谱增强策略和预训练 Transformer 迁移之间的差异。</w:t>
+        <w:t>本项目的研究问题是：在课程项目可用时间和算力条件下，如何利用 Log-Mel Spectrogram 与预训练 Transformer 模型，构建一个可复现、可评估、具有较好泛化能力的声音事件分类系统？围绕该问题，项目设计了三组递进实验：CNN baseline、CNN + SpecAugment、Pretrained AST fine-tuning。通过这些实验，可以比较从头训练小模型、频谱增强策略和预训练 Transformer 迁移之间的差异。项目的主要贡献在于：第一，完成 ESC-50 单标签分类的训练、评估和可视化闭环；第二，证明预训练 AST 相比轻量 CNN baseline 具有显著优势；第三，将同一主线扩展到 FSD50K 多标签任务，并补充类别级 AP/F1 与阈值敏感性分析，使结论不只停留在整体指标层面。</w:t>
       </w:r>
     </w:p>
     <w:p>
@@ -878,7 +878,7 @@
         <w:t>scripts/train.py</w:t>
       </w:r>
       <w:r>
-        <w:t xml:space="preserve"> 运行，AST 实验使用 </w:t>
+        <w:t xml:space="preserve"> 运行，ESC-50 AST 实验使用 </w:t>
       </w:r>
       <w:r>
         <w:rPr>
@@ -886,6 +886,16 @@
           <w:sz w:val="19"/>
         </w:rPr>
         <w:t>scripts/train_ast.py</w:t>
+      </w:r>
+      <w:r>
+        <w:t xml:space="preserve">，FSD50K 多标签实验使用 </w:t>
+      </w:r>
+      <w:r>
+        <w:rPr>
+          <w:rFonts w:ascii="Consolas" w:hAnsi="Consolas"/>
+          <w:sz w:val="19"/>
+        </w:rPr>
+        <w:t>scripts/train_fsd50k_ast.py</w:t>
       </w:r>
       <w:r>
         <w:t xml:space="preserve">。实验结果通过 </w:t>
@@ -898,7 +908,7 @@
         <w:t>scripts/analyze_esc50_results.py</w:t>
       </w:r>
       <w:r>
-        <w:t xml:space="preserve"> 生成图表，通过 </w:t>
+        <w:t>、</w:t>
       </w:r>
       <w:r>
         <w:rPr>
@@ -908,7 +918,17 @@
         <w:t>scripts/compare_esc50_experiments.py</w:t>
       </w:r>
       <w:r>
-        <w:t xml:space="preserve"> 生成多实验对比摘要。</w:t>
+        <w:t xml:space="preserve"> 和 </w:t>
+      </w:r>
+      <w:r>
+        <w:rPr>
+          <w:rFonts w:ascii="Consolas" w:hAnsi="Consolas"/>
+          <w:sz w:val="19"/>
+        </w:rPr>
+        <w:t>scripts/analyze_fsd50k_results.py</w:t>
+      </w:r>
+      <w:r>
+        <w:t xml:space="preserve"> 生成训练曲线、混淆矩阵、类别级指标、阈值敏感性图和摘要。</w:t>
       </w:r>
     </w:p>
     <w:p>
@@ -1970,7 +1990,7 @@
     </w:p>
     <w:p>
       <w:r>
-        <w:t>实验结果支持项目的核心假设：在小规模声音事件分类任务中，预训练音频 Transformer 的迁移学习效果显著优于从头训练的小型 CNN。CNN baseline 的价值在于验证流程可行，并提供可复现对照；SpecAugment 提供了训练策略比较，但当前参数下提升有限；AST 则构成项目最重要的模型结果。</w:t>
+        <w:t>实验结果支持项目的核心假设：在小规模声音事件分类任务中，预训练音频 Transformer 的迁移学习效果显著优于从头训练的小型 CNN。CNN baseline 的价值在于验证流程可行，并提供可复现对照；SpecAugment 提供了训练策略比较，但当前参数下提升有限；AST 则构成项目最重要的模型结果。换言之，本项目的有效提升主要来自大规模音频预训练表征，而不是单纯依赖小模型结构或轻量数据增强。</w:t>
       </w:r>
     </w:p>
     <w:p>
@@ -2094,7 +2114,7 @@
     </w:p>
     <w:p>
       <w:r>
-        <w:t>本项目使用 AI 工具辅助完成文献梳理、项目计划整理、代码框架生成、训练脚本调试、实验日志记录和报告初稿撰写。实验指标、训练结果和结论均来自实际运行的代码和服务器输出，最终技术判断需要结合原始论文、实验记录和项目代码进行人工复核。</w:t>
+        <w:t>本项目使用 AI 工具辅助完成文献梳理、项目计划整理、代码框架生成、训练脚本调试、实验日志记录和报告初稿撰写。实验指标、训练结果和结论均来自实际运行的代码、服务器输出和同步回本地的分析文件；AI 工具主要承担整理、生成草稿和辅助排查问题的作用，最终技术判断仍以原始论文、项目代码、实验日志和实际指标为依据。</w:t>
       </w:r>
     </w:p>
     <w:p>
